--- a/작업일지/양식/양식.docx
+++ b/작업일지/양식/양식.docx
@@ -299,6 +299,7 @@
     <w:p>
       <w:pPr>
         <w:rPr>
+          <w:rFonts w:hint="eastAsia"/>
           <w:b/>
           <w:bCs/>
         </w:rPr>
@@ -309,7 +310,7 @@
           <w:b/>
           <w:bCs/>
         </w:rPr>
-        <w:t xml:space="preserve">0811 </w:t>
+        <w:t>회의록</w:t>
       </w:r>
       <w:r>
         <w:rPr>
@@ -317,7 +318,15 @@
           <w:b/>
           <w:bCs/>
         </w:rPr>
-        <w:t>회의록</w:t>
+        <w:t xml:space="preserve"> </w:t>
+      </w:r>
+      <w:r>
+        <w:rPr>
+          <w:rFonts w:hint="eastAsia"/>
+          <w:b/>
+          <w:bCs/>
+        </w:rPr>
+        <w:t>()</w:t>
       </w:r>
     </w:p>
     <w:tbl>
@@ -337,23 +346,11 @@
           <w:tcPr>
             <w:tcW w:w="9016" w:type="dxa"/>
           </w:tcPr>
-          <w:p>
-            <w:pPr>
-              <w:rPr>
-                <w:rFonts w:hint="eastAsia"/>
-              </w:rPr>
-            </w:pPr>
-          </w:p>
+          <w:p/>
         </w:tc>
       </w:tr>
     </w:tbl>
-    <w:p>
-      <w:pPr>
-        <w:rPr>
-          <w:rFonts w:hint="eastAsia"/>
-        </w:rPr>
-      </w:pPr>
-    </w:p>
+    <w:p/>
     <w:p>
       <w:pPr>
         <w:rPr>

--- a/작업일지/양식/양식.docx
+++ b/작업일지/양식/양식.docx
@@ -56,14 +56,14 @@
     <w:tbl>
       <w:tblPr>
         <w:tblStyle w:val="aa"/>
-        <w:tblW w:w="0" w:type="auto"/>
+        <w:tblW w:w="10485" w:type="dxa"/>
         <w:tblLook w:val="04A0" w:firstRow="1" w:lastRow="0" w:firstColumn="1" w:lastColumn="0" w:noHBand="0" w:noVBand="1"/>
       </w:tblPr>
       <w:tblGrid>
         <w:gridCol w:w="988"/>
         <w:gridCol w:w="1417"/>
         <w:gridCol w:w="992"/>
-        <w:gridCol w:w="5619"/>
+        <w:gridCol w:w="7088"/>
       </w:tblGrid>
       <w:tr>
         <w:tc>
@@ -122,7 +122,7 @@
         </w:tc>
         <w:tc>
           <w:tcPr>
-            <w:tcW w:w="5619" w:type="dxa"/>
+            <w:tcW w:w="7088" w:type="dxa"/>
           </w:tcPr>
           <w:p>
             <w:pPr>
@@ -159,7 +159,6 @@
                 <w:bCs/>
               </w:rPr>
             </w:pPr>
-            <w:proofErr w:type="spellStart"/>
             <w:r>
               <w:rPr>
                 <w:rFonts w:hint="eastAsia"/>
@@ -168,7 +167,6 @@
               </w:rPr>
               <w:t>팀명</w:t>
             </w:r>
-            <w:proofErr w:type="spellEnd"/>
           </w:p>
         </w:tc>
         <w:tc>
@@ -225,7 +223,7 @@
         </w:tc>
         <w:tc>
           <w:tcPr>
-            <w:tcW w:w="5619" w:type="dxa"/>
+            <w:tcW w:w="7088" w:type="dxa"/>
           </w:tcPr>
           <w:p>
             <w:pPr>
@@ -238,21 +236,7 @@
               <w:rPr>
                 <w:rFonts w:hint="eastAsia"/>
               </w:rPr>
-              <w:t xml:space="preserve"> </w:t>
-            </w:r>
-            <w:proofErr w:type="spellStart"/>
-            <w:r>
-              <w:rPr>
-                <w:rFonts w:hint="eastAsia"/>
-              </w:rPr>
-              <w:t>윤이하나</w:t>
-            </w:r>
-            <w:proofErr w:type="spellEnd"/>
-            <w:r>
-              <w:rPr>
-                <w:rFonts w:hint="eastAsia"/>
-              </w:rPr>
-              <w:t xml:space="preserve">(기획, </w:t>
+              <w:t xml:space="preserve"> 윤이하나(기획, </w:t>
             </w:r>
             <w:r>
               <w:rPr>
@@ -299,7 +283,6 @@
     <w:p>
       <w:pPr>
         <w:rPr>
-          <w:rFonts w:hint="eastAsia"/>
           <w:b/>
           <w:bCs/>
         </w:rPr>
@@ -332,11 +315,11 @@
     <w:tbl>
       <w:tblPr>
         <w:tblStyle w:val="aa"/>
-        <w:tblW w:w="0" w:type="auto"/>
+        <w:tblW w:w="10485" w:type="dxa"/>
         <w:tblLook w:val="04A0" w:firstRow="1" w:lastRow="0" w:firstColumn="1" w:lastColumn="0" w:noHBand="0" w:noVBand="1"/>
       </w:tblPr>
       <w:tblGrid>
-        <w:gridCol w:w="9016"/>
+        <w:gridCol w:w="10485"/>
       </w:tblGrid>
       <w:tr>
         <w:trPr>
@@ -344,7 +327,7 @@
         </w:trPr>
         <w:tc>
           <w:tcPr>
-            <w:tcW w:w="9016" w:type="dxa"/>
+            <w:tcW w:w="10485" w:type="dxa"/>
           </w:tcPr>
           <w:p/>
         </w:tc>
@@ -372,18 +355,18 @@
           <w:b/>
           <w:bCs/>
         </w:rPr>
-        <w:t>일 및 체크</w:t>
+        <w:t>일</w:t>
       </w:r>
     </w:p>
     <w:tbl>
       <w:tblPr>
         <w:tblStyle w:val="aa"/>
-        <w:tblW w:w="0" w:type="auto"/>
+        <w:tblW w:w="10485" w:type="dxa"/>
         <w:tblLook w:val="04A0" w:firstRow="1" w:lastRow="0" w:firstColumn="1" w:lastColumn="0" w:noHBand="0" w:noVBand="1"/>
       </w:tblPr>
       <w:tblGrid>
         <w:gridCol w:w="1271"/>
-        <w:gridCol w:w="7745"/>
+        <w:gridCol w:w="9214"/>
       </w:tblGrid>
       <w:tr>
         <w:tc>
@@ -397,7 +380,6 @@
                 <w:bCs/>
               </w:rPr>
             </w:pPr>
-            <w:proofErr w:type="spellStart"/>
             <w:r>
               <w:rPr>
                 <w:rFonts w:hint="eastAsia"/>
@@ -406,12 +388,11 @@
               </w:rPr>
               <w:t>윤이하나</w:t>
             </w:r>
-            <w:proofErr w:type="spellEnd"/>
           </w:p>
         </w:tc>
         <w:tc>
           <w:tcPr>
-            <w:tcW w:w="7745" w:type="dxa"/>
+            <w:tcW w:w="9214" w:type="dxa"/>
           </w:tcPr>
           <w:p/>
         </w:tc>
@@ -440,7 +421,7 @@
         </w:tc>
         <w:tc>
           <w:tcPr>
-            <w:tcW w:w="7745" w:type="dxa"/>
+            <w:tcW w:w="9214" w:type="dxa"/>
           </w:tcPr>
           <w:p/>
         </w:tc>
@@ -469,7 +450,7 @@
         </w:tc>
         <w:tc>
           <w:tcPr>
-            <w:tcW w:w="7745" w:type="dxa"/>
+            <w:tcW w:w="9214" w:type="dxa"/>
           </w:tcPr>
           <w:p/>
         </w:tc>
@@ -495,12 +476,12 @@
     <w:tbl>
       <w:tblPr>
         <w:tblStyle w:val="aa"/>
-        <w:tblW w:w="0" w:type="auto"/>
+        <w:tblW w:w="10485" w:type="dxa"/>
         <w:tblLook w:val="04A0" w:firstRow="1" w:lastRow="0" w:firstColumn="1" w:lastColumn="0" w:noHBand="0" w:noVBand="1"/>
       </w:tblPr>
       <w:tblGrid>
         <w:gridCol w:w="1271"/>
-        <w:gridCol w:w="7745"/>
+        <w:gridCol w:w="9214"/>
       </w:tblGrid>
       <w:tr>
         <w:tc>
@@ -514,7 +495,6 @@
                 <w:bCs/>
               </w:rPr>
             </w:pPr>
-            <w:proofErr w:type="spellStart"/>
             <w:r>
               <w:rPr>
                 <w:rFonts w:hint="eastAsia"/>
@@ -523,12 +503,11 @@
               </w:rPr>
               <w:t>윤이하나</w:t>
             </w:r>
-            <w:proofErr w:type="spellEnd"/>
           </w:p>
         </w:tc>
         <w:tc>
           <w:tcPr>
-            <w:tcW w:w="7745" w:type="dxa"/>
+            <w:tcW w:w="9214" w:type="dxa"/>
           </w:tcPr>
           <w:p>
             <w:pPr>
@@ -562,7 +541,7 @@
         </w:tc>
         <w:tc>
           <w:tcPr>
-            <w:tcW w:w="7745" w:type="dxa"/>
+            <w:tcW w:w="9214" w:type="dxa"/>
           </w:tcPr>
           <w:p/>
         </w:tc>
@@ -591,7 +570,7 @@
         </w:tc>
         <w:tc>
           <w:tcPr>
-            <w:tcW w:w="7745" w:type="dxa"/>
+            <w:tcW w:w="9214" w:type="dxa"/>
           </w:tcPr>
           <w:p/>
         </w:tc>
@@ -607,7 +586,7 @@
     </w:p>
     <w:sectPr>
       <w:pgSz w:w="11906" w:h="16838"/>
-      <w:pgMar w:top="1701" w:right="1440" w:bottom="1440" w:left="1440" w:header="851" w:footer="992" w:gutter="0"/>
+      <w:pgMar w:top="720" w:right="720" w:bottom="720" w:left="720" w:header="851" w:footer="992" w:gutter="0"/>
       <w:cols w:space="425"/>
       <w:docGrid w:linePitch="360"/>
     </w:sectPr>
